--- a/ergebnisse/kaffee/protokolle/KI-Protokoll_2026-10-31.docx
+++ b/ergebnisse/kaffee/protokolle/KI-Protokoll_2026-10-31.docx
@@ -47,7 +47,7 @@
           <w:sz w:val="17"/>
           <w:szCs w:val="17"/>
         </w:rPr>
-        <w:t xml:space="preserve"> 11 · </w:t>
+        <w:t xml:space="preserve"> 12 · </w:t>
       </w:r>
       <w:r>
         <w:rPr>
@@ -10713,6 +10713,380 @@
                 <w:szCs w:val="15"/>
               </w:rPr>
               <w:t xml:space="preserve">Beim Nachprüfen fiel auf, dass die Wiederholung der Tabellenkopfzeile in Word (Ä22) nie abgeschaltet war: pandoc schreibt das Element mit Leerzeichen, das Bauskript suchte die Schreibweise ohne; behoben in Blatt und Sammlung. Mit den beschlossenen Spaltenbreiten brach „Spez. Wärmekapazität“ in Word um; feste Breiten und Zellränder von 4 pt wie im PDF. Die Abweichung „Indizes kursiv“ aus K35 ist zurückgenommen (Ä24); die übrigen Tutorien der Sammlung behalten ihre bisherige Schreibweise. LibreOffice zeigt Word-Formeln durchgehend kursiv, in Word stehen die Indizes aufrecht. Im neuen Zeitplan ist für Frage 3 der Sammlung (Biot) kein Platz mehr; sie ist als Hausaufgabe vorgesehen. Das Simulationstool ist noch nicht gebaut (D110).</w:t>
+            </w:r>
+          </w:p>
+        </w:tc>
+      </w:tr>
+      <w:tr>
+        <w:trPr>
+          <w:cantSplit/>
+        </w:trPr>
+        <w:tc>
+          <w:tcPr>
+            <w:tcW w:type="dxa" w:w="550"/>
+            <w:tcBorders>
+              <w:top w:val="single" w:color="C9D3EE" w:sz="4"/>
+              <w:left w:val="single" w:color="C9D3EE" w:sz="4"/>
+              <w:bottom w:val="single" w:color="C9D3EE" w:sz="4"/>
+              <w:right w:val="single" w:color="C9D3EE" w:sz="4"/>
+            </w:tcBorders>
+            <w:tcMar>
+              <w:top w:type="dxa" w:w="60"/>
+              <w:left w:type="dxa" w:w="100"/>
+              <w:bottom w:type="dxa" w:w="60"/>
+              <w:right w:type="dxa" w:w="100"/>
+            </w:tcMar>
+            <w:vAlign w:val="top"/>
+          </w:tcPr>
+          <w:p>
+            <w:pPr>
+              <w:keepNext w:val="false"/>
+              <w:spacing w:after="10" w:before="10" w:line="252" w:lineRule="auto"/>
+              <w:jc w:val="left"/>
+            </w:pPr>
+            <w:r>
+              <w:rPr>
+                <w:b/>
+                <w:bCs/>
+                <w:color w:val="0025AA"/>
+                <w:sz w:val="15"/>
+                <w:szCs w:val="15"/>
+              </w:rPr>
+              <w:t xml:space="preserve">K37</w:t>
+            </w:r>
+          </w:p>
+        </w:tc>
+        <w:tc>
+          <w:tcPr>
+            <w:tcW w:type="dxa" w:w="850"/>
+            <w:tcBorders>
+              <w:top w:val="single" w:color="C9D3EE" w:sz="4"/>
+              <w:left w:val="single" w:color="C9D3EE" w:sz="4"/>
+              <w:bottom w:val="single" w:color="C9D3EE" w:sz="4"/>
+              <w:right w:val="single" w:color="C9D3EE" w:sz="4"/>
+            </w:tcBorders>
+            <w:tcMar>
+              <w:top w:type="dxa" w:w="60"/>
+              <w:left w:type="dxa" w:w="100"/>
+              <w:bottom w:type="dxa" w:w="60"/>
+              <w:right w:type="dxa" w:w="100"/>
+            </w:tcMar>
+            <w:vAlign w:val="top"/>
+          </w:tcPr>
+          <w:p>
+            <w:pPr>
+              <w:keepNext w:val="false"/>
+              <w:spacing w:after="10" w:before="10" w:line="252" w:lineRule="auto"/>
+              <w:jc w:val="left"/>
+            </w:pPr>
+            <w:r>
+              <w:rPr>
+                <w:b w:val="false"/>
+                <w:bCs w:val="false"/>
+                <w:sz w:val="15"/>
+                <w:szCs w:val="15"/>
+              </w:rPr>
+              <w:t xml:space="preserve">31.10.</w:t>
+            </w:r>
+          </w:p>
+        </w:tc>
+        <w:tc>
+          <w:tcPr>
+            <w:tcW w:type="dxa" w:w="1450"/>
+            <w:tcBorders>
+              <w:top w:val="single" w:color="C9D3EE" w:sz="4"/>
+              <w:left w:val="single" w:color="C9D3EE" w:sz="4"/>
+              <w:bottom w:val="single" w:color="C9D3EE" w:sz="4"/>
+              <w:right w:val="single" w:color="C9D3EE" w:sz="4"/>
+            </w:tcBorders>
+            <w:tcMar>
+              <w:top w:type="dxa" w:w="60"/>
+              <w:left w:type="dxa" w:w="100"/>
+              <w:bottom w:type="dxa" w:w="60"/>
+              <w:right w:type="dxa" w:w="100"/>
+            </w:tcMar>
+            <w:vAlign w:val="top"/>
+          </w:tcPr>
+          <w:p>
+            <w:pPr>
+              <w:keepNext w:val="false"/>
+              <w:spacing w:after="10" w:before="10" w:line="252" w:lineRule="auto"/>
+              <w:jc w:val="left"/>
+            </w:pPr>
+            <w:r>
+              <w:rPr>
+                <w:b w:val="false"/>
+                <w:bCs w:val="false"/>
+                <w:sz w:val="15"/>
+                <w:szCs w:val="15"/>
+              </w:rPr>
+              <w:t xml:space="preserve">Nach dem Merge: neuer Zweig von main. (1) Frage 3 (Biot) als Hausaufgabe bestätigt. (2) In allen übrigen Tutorien der Sammlung die beschreibenden Indizes aufrecht setzen wie beim Kaffee (Ä24) und per Textvergleich belegen, dass sich nur die Schrift geändert hat, keine Zahl und kein Wort; neu bauen, Seiten ansehen. (3) Simulationstool für die dritte Ebene der Sitzung (D110): eine HTML-Datei, offline auf Handy und Laptop, genau das Modell aus kaffee_modell.py, Regler nur für Größen des Modells, Anzeige von Verlauf, Schnittpunkt, Endtemperaturen, Unterschied und abgegebener Wärme, Feld für Messwerte aus dem Versuch, 3 bis 4 Fragen; Testskript gegen das Python-Modell, Test im Browser mit Bildschirmfotos. (4) Dritter Auftrag für Codex (Rolle X3). (5) Protokolle, Übergabe, Pull Request</w:t>
+            </w:r>
+          </w:p>
+        </w:tc>
+        <w:tc>
+          <w:tcPr>
+            <w:tcW w:type="dxa" w:w="1650"/>
+            <w:tcBorders>
+              <w:top w:val="single" w:color="C9D3EE" w:sz="4"/>
+              <w:left w:val="single" w:color="C9D3EE" w:sz="4"/>
+              <w:bottom w:val="single" w:color="C9D3EE" w:sz="4"/>
+              <w:right w:val="single" w:color="C9D3EE" w:sz="4"/>
+            </w:tcBorders>
+            <w:tcMar>
+              <w:top w:type="dxa" w:w="60"/>
+              <w:left w:type="dxa" w:w="100"/>
+              <w:bottom w:type="dxa" w:w="60"/>
+              <w:right w:type="dxa" w:w="100"/>
+            </w:tcMar>
+            <w:vAlign w:val="top"/>
+          </w:tcPr>
+          <w:p>
+            <w:pPr>
+              <w:keepNext w:val="false"/>
+              <w:spacing w:after="10" w:before="10" w:line="252" w:lineRule="auto"/>
+              <w:jc w:val="left"/>
+            </w:pPr>
+            <w:r>
+              <w:rPr>
+                <w:b w:val="false"/>
+                <w:bCs w:val="false"/>
+                <w:sz w:val="15"/>
+                <w:szCs w:val="15"/>
+              </w:rPr>
+              <w:t xml:space="preserve">Zweig claude/kaffee-pruefung-sgvo1r von main neu angelegt (gleicher Name, nur gemergte Geschichte). Skript indizes_aufrecht.py: Bezeichnungen als Index aufrecht, Größen und Zahlen kursiv (p in </w:t>
+            </w:r>
+            <w:r>
+              <w:rPr>
+                <w:b w:val="false"/>
+                <w:bCs w:val="false"/>
+                <w:i/>
+                <w:iCs/>
+                <w:sz w:val="15"/>
+                <w:szCs w:val="15"/>
+              </w:rPr>
+              <w:t xml:space="preserve">c</w:t>
+            </w:r>
+            <w:r>
+              <w:rPr>
+                <w:b w:val="false"/>
+                <w:bCs w:val="false"/>
+                <w:sz w:val="15"/>
+                <w:szCs w:val="15"/>
+                <w:vertAlign w:val="subscript"/>
+              </w:rPr>
+              <w:t xml:space="preserve">p</w:t>
+            </w:r>
+            <w:r>
+              <w:rPr>
+                <w:b w:val="false"/>
+                <w:bCs w:val="false"/>
+                <w:sz w:val="15"/>
+                <w:szCs w:val="15"/>
+              </w:rPr>
+              <w:t xml:space="preserve">, Koordinate </w:t>
+            </w:r>
+            <w:r>
+              <w:rPr>
+                <w:b w:val="false"/>
+                <w:bCs w:val="false"/>
+                <w:i/>
+                <w:iCs/>
+                <w:sz w:val="15"/>
+                <w:szCs w:val="15"/>
+              </w:rPr>
+              <w:t xml:space="preserve">z</w:t>
+            </w:r>
+            <w:r>
+              <w:rPr>
+                <w:b w:val="false"/>
+                <w:bCs w:val="false"/>
+                <w:sz w:val="15"/>
+                <w:szCs w:val="15"/>
+              </w:rPr>
+              <w:t xml:space="preserve">, ∞, α, Ziffern); 346 Formeln in Teilen, Quellen, Abbildungsskripten und Bauskript, acht Abbildungen neu; Zahlenprüfskripte der Tutorien vergleichen jetzt ohne \mathrm-Hülle. Textvergleich (textvergleich.py) gegen main: Quellen, Markdown, PDF je Seite und Word. Werkzeug Kaffee_Simulation.html: Modellteil aus rechne und zwei_tassen übertragen, Diagramm als SVG, Messwerte im Browser gespeichert, Übernahme der Messwerte in die Einstellungen; test_simulation.py (Node gegen Python) und browsertest.js (Playwright, Handy 390 px und Laptop 1366 px); Hinweise der Lösung um die Simulation mit erwarteten Antworten ergänzt; AGENTS.md um Rolle X3 ergänzt</w:t>
+            </w:r>
+          </w:p>
+        </w:tc>
+        <w:tc>
+          <w:tcPr>
+            <w:tcW w:type="dxa" w:w="1450"/>
+            <w:tcBorders>
+              <w:top w:val="single" w:color="C9D3EE" w:sz="4"/>
+              <w:left w:val="single" w:color="C9D3EE" w:sz="4"/>
+              <w:bottom w:val="single" w:color="C9D3EE" w:sz="4"/>
+              <w:right w:val="single" w:color="C9D3EE" w:sz="4"/>
+            </w:tcBorders>
+            <w:tcMar>
+              <w:top w:type="dxa" w:w="60"/>
+              <w:left w:type="dxa" w:w="100"/>
+              <w:bottom w:type="dxa" w:w="60"/>
+              <w:right w:type="dxa" w:w="100"/>
+            </w:tcMar>
+            <w:vAlign w:val="top"/>
+          </w:tcPr>
+          <w:p>
+            <w:pPr>
+              <w:keepNext w:val="false"/>
+              <w:spacing w:after="10" w:before="10" w:line="252" w:lineRule="auto"/>
+              <w:jc w:val="left"/>
+            </w:pPr>
+            <w:r>
+              <w:rPr>
+                <w:b w:val="false"/>
+                <w:bCs w:val="false"/>
+                <w:sz w:val="15"/>
+                <w:szCs w:val="15"/>
+              </w:rPr>
+              <w:t xml:space="preserve">Sammlung (PDF 66 Seiten) mit aufrechten Indizes in allen Tutorien, TEXTVERGLEICH.md; Werkzeug mit Test- und Browsertest-Ergebnissen und sechs Bildschirmfotos (ergebnisse/kaffee/simulation/); Lösung 14 Seiten; Entscheidungen D113 bis D115</w:t>
+            </w:r>
+          </w:p>
+        </w:tc>
+        <w:tc>
+          <w:tcPr>
+            <w:tcW w:type="dxa" w:w="1500"/>
+            <w:tcBorders>
+              <w:top w:val="single" w:color="C9D3EE" w:sz="4"/>
+              <w:left w:val="single" w:color="C9D3EE" w:sz="4"/>
+              <w:bottom w:val="single" w:color="C9D3EE" w:sz="4"/>
+              <w:right w:val="single" w:color="C9D3EE" w:sz="4"/>
+            </w:tcBorders>
+            <w:tcMar>
+              <w:top w:type="dxa" w:w="60"/>
+              <w:left w:type="dxa" w:w="100"/>
+              <w:bottom w:type="dxa" w:w="60"/>
+              <w:right w:type="dxa" w:w="100"/>
+            </w:tcMar>
+            <w:vAlign w:val="top"/>
+          </w:tcPr>
+          <w:p>
+            <w:pPr>
+              <w:keepNext w:val="false"/>
+              <w:spacing w:after="10" w:before="10" w:line="252" w:lineRule="auto"/>
+              <w:jc w:val="left"/>
+            </w:pPr>
+            <w:r>
+              <w:rPr>
+                <w:b w:val="false"/>
+                <w:bCs w:val="false"/>
+                <w:sz w:val="15"/>
+                <w:szCs w:val="15"/>
+              </w:rPr>
+              <w:t xml:space="preserve">Textvergleich: Quellen und gebautes Markdown ohne \mathrm-Hülle zeichengleich, Word-Text gleich (10 411 Textstücke), PDF auf 63 von 66 Seiten gleich, auf 3 Seiten dieselben Zeichen in anderer Lesereihenfolge von pdftotext; Zahlenprüfskripte aller Tutorien ohne Fehlmeldung, Ausgaben unverändert; alle Seiten angesehen. Werkzeug: 26 von 26 Prüfungen gegen kaffee_modell.py (Zahlen der Lösung und acht Parametersätze, relative Abweichung unter 1e-9), 30 von 30 Bedienungsprüfungen im Browser, Bildschirmfotos angesehen</w:t>
+            </w:r>
+          </w:p>
+        </w:tc>
+        <w:tc>
+          <w:tcPr>
+            <w:tcW w:type="dxa" w:w="1620"/>
+            <w:tcBorders>
+              <w:top w:val="single" w:color="C9D3EE" w:sz="4"/>
+              <w:left w:val="single" w:color="C9D3EE" w:sz="4"/>
+              <w:bottom w:val="single" w:color="C9D3EE" w:sz="4"/>
+              <w:right w:val="single" w:color="C9D3EE" w:sz="4"/>
+            </w:tcBorders>
+            <w:tcMar>
+              <w:top w:type="dxa" w:w="60"/>
+              <w:left w:type="dxa" w:w="100"/>
+              <w:bottom w:type="dxa" w:w="60"/>
+              <w:right w:type="dxa" w:w="100"/>
+            </w:tcMar>
+            <w:vAlign w:val="top"/>
+          </w:tcPr>
+          <w:p>
+            <w:pPr>
+              <w:keepNext w:val="false"/>
+              <w:spacing w:after="10" w:before="10" w:line="252" w:lineRule="auto"/>
+              <w:jc w:val="left"/>
+            </w:pPr>
+            <w:r>
+              <w:rPr>
+                <w:b w:val="false"/>
+                <w:bCs w:val="false"/>
+                <w:sz w:val="15"/>
+                <w:szCs w:val="15"/>
+              </w:rPr>
+              <w:t xml:space="preserve">Die Zahlenprüfskripte suchten die Formeln in der alten Schreibweise und meldeten sie nach der Umstellung als fehlend; sie vergleichen jetzt ohne \mathrm-Hülle. pdftotext hängt den Punkt von </w:t>
+            </w:r>
+            <w:r>
+              <w:rPr>
+                <w:b w:val="false"/>
+                <w:bCs w:val="false"/>
+                <w:i/>
+                <w:iCs/>
+                <w:sz w:val="15"/>
+                <w:szCs w:val="15"/>
+              </w:rPr>
+              <w:t xml:space="preserve">q̇</w:t>
+            </w:r>
+            <w:r>
+              <w:rPr>
+                <w:b w:val="false"/>
+                <w:bCs w:val="false"/>
+                <w:sz w:val="15"/>
+                <w:szCs w:val="15"/>
+              </w:rPr>
+              <w:t xml:space="preserve"> je nach Schrift des Index an einen anderen Buchstaben und liest Bruchteile in anderer Reihenfolge; der PDF-Vergleich prüft deshalb je Seite die Zeichen ohne Leerraum und Akzentzeichen. Im Werkzeug lehnte ein Zahlenfeld das deutsche Komma ab (jetzt Textfeld mit Dezimaltastatur); die Legende ragte auf dem Handy über den Rand, und die erste Breitenprüfung war zu nachsichtig, weil die Handy-Emulation das Layout verbreitert; das Diagramm zeichnet jetzt in der tatsächlichen Breite, damit die Schrift auf dem Handy lesbar bleibt. Gefundener Zusammenhang für Frage 1: Der Unterschied ist genau bei Zugabe im Schnittpunkt am größten (Ableitung proportional zu </w:t>
+            </w:r>
+            <w:r>
+              <w:rPr>
+                <w:b w:val="false"/>
+                <w:bCs w:val="false"/>
+                <w:i/>
+                <w:iCs/>
+                <w:sz w:val="15"/>
+                <w:szCs w:val="15"/>
+              </w:rPr>
+              <w:t xml:space="preserve">ϑ</w:t>
+            </w:r>
+            <w:r>
+              <w:rPr>
+                <w:b w:val="false"/>
+                <w:bCs w:val="false"/>
+                <w:sz w:val="15"/>
+                <w:szCs w:val="15"/>
+                <w:vertAlign w:val="subscript"/>
+              </w:rPr>
+              <w:t xml:space="preserve">K</w:t>
+            </w:r>
+            <w:r>
+              <w:rPr>
+                <w:b w:val="false"/>
+                <w:bCs w:val="false"/>
+                <w:sz w:val="15"/>
+                <w:szCs w:val="15"/>
+              </w:rPr>
+              <w:t xml:space="preserve"> − </w:t>
+            </w:r>
+            <w:r>
+              <w:rPr>
+                <w:b w:val="false"/>
+                <w:bCs w:val="false"/>
+                <w:i/>
+                <w:iCs/>
+                <w:sz w:val="15"/>
+                <w:szCs w:val="15"/>
+              </w:rPr>
+              <w:t xml:space="preserve">ϑ</w:t>
+            </w:r>
+            <w:r>
+              <w:rPr>
+                <w:b w:val="false"/>
+                <w:bCs w:val="false"/>
+                <w:sz w:val="15"/>
+                <w:szCs w:val="15"/>
+                <w:vertAlign w:val="subscript"/>
+              </w:rPr>
+              <w:t xml:space="preserve">1</w:t>
+            </w:r>
+            <w:r>
+              <w:rPr>
+                <w:b w:val="false"/>
+                <w:bCs w:val="false"/>
+                <w:sz w:val="15"/>
+                <w:szCs w:val="15"/>
+              </w:rPr>
+              <w:t xml:space="preserve">).</w:t>
             </w:r>
           </w:p>
         </w:tc>
@@ -32146,6 +32520,225 @@
                 <w:sz w:val="17"/>
                 <w:szCs w:val="17"/>
               </w:rPr>
+              <w:t xml:space="preserve">sammlung/build/indizes_aufrecht.py; ergebnisse/sammlung/indizes/textvergleich.py</w:t>
+            </w:r>
+          </w:p>
+        </w:tc>
+        <w:tc>
+          <w:tcPr>
+            <w:tcW w:type="dxa" w:w="3700"/>
+            <w:tcBorders>
+              <w:top w:val="single" w:color="C9D3EE" w:sz="4"/>
+              <w:left w:val="single" w:color="C9D3EE" w:sz="4"/>
+              <w:bottom w:val="single" w:color="C9D3EE" w:sz="4"/>
+              <w:right w:val="single" w:color="C9D3EE" w:sz="4"/>
+            </w:tcBorders>
+            <w:tcMar>
+              <w:top w:type="dxa" w:w="60"/>
+              <w:left w:type="dxa" w:w="100"/>
+              <w:bottom w:type="dxa" w:w="60"/>
+              <w:right w:type="dxa" w:w="100"/>
+            </w:tcMar>
+            <w:vAlign w:val="top"/>
+          </w:tcPr>
+          <w:p>
+            <w:pPr>
+              <w:keepNext w:val="false"/>
+              <w:spacing w:after="10" w:before="10" w:line="252" w:lineRule="auto"/>
+              <w:jc w:val="left"/>
+            </w:pPr>
+            <w:r>
+              <w:rPr>
+                <w:b w:val="false"/>
+                <w:bCs w:val="false"/>
+                <w:sz w:val="17"/>
+                <w:szCs w:val="17"/>
+              </w:rPr>
+              <w:t xml:space="preserve">setzt beschreibende Indizes in der Sammlung aufrecht (mit Gegenprobe); belegt per Textvergleich gegen einen Git-Stand, dass sich nur die Schrift geändert hat</w:t>
+            </w:r>
+          </w:p>
+        </w:tc>
+        <w:tc>
+          <w:tcPr>
+            <w:tcW w:type="dxa" w:w="2670"/>
+            <w:tcBorders>
+              <w:top w:val="single" w:color="C9D3EE" w:sz="4"/>
+              <w:left w:val="single" w:color="C9D3EE" w:sz="4"/>
+              <w:bottom w:val="single" w:color="C9D3EE" w:sz="4"/>
+              <w:right w:val="single" w:color="C9D3EE" w:sz="4"/>
+            </w:tcBorders>
+            <w:tcMar>
+              <w:top w:type="dxa" w:w="60"/>
+              <w:left w:type="dxa" w:w="100"/>
+              <w:bottom w:type="dxa" w:w="60"/>
+              <w:right w:type="dxa" w:w="100"/>
+            </w:tcMar>
+            <w:vAlign w:val="top"/>
+          </w:tcPr>
+          <w:p>
+            <w:pPr>
+              <w:keepNext w:val="false"/>
+              <w:spacing w:after="10" w:before="10" w:line="252" w:lineRule="auto"/>
+              <w:jc w:val="left"/>
+            </w:pPr>
+            <w:r>
+              <w:rPr>
+                <w:b w:val="false"/>
+                <w:bCs w:val="false"/>
+                <w:sz w:val="17"/>
+                <w:szCs w:val="17"/>
+              </w:rPr>
+              <w:t xml:space="preserve">python3 build/indizes_aufrecht.py (im Ordner sammlung); python3 ergebnisse/sammlung/indizes/textvergleich.py [Stand]</w:t>
+            </w:r>
+          </w:p>
+        </w:tc>
+      </w:tr>
+      <w:tr>
+        <w:trPr>
+          <w:cantSplit/>
+        </w:trPr>
+        <w:tc>
+          <w:tcPr>
+            <w:tcW w:type="dxa" w:w="2700"/>
+            <w:tcBorders>
+              <w:top w:val="single" w:color="C9D3EE" w:sz="4"/>
+              <w:left w:val="single" w:color="C9D3EE" w:sz="4"/>
+              <w:bottom w:val="single" w:color="C9D3EE" w:sz="4"/>
+              <w:right w:val="single" w:color="C9D3EE" w:sz="4"/>
+            </w:tcBorders>
+            <w:shd w:fill="F6F8FC" w:color="auto" w:val="clear"/>
+            <w:tcMar>
+              <w:top w:type="dxa" w:w="60"/>
+              <w:left w:type="dxa" w:w="100"/>
+              <w:bottom w:type="dxa" w:w="60"/>
+              <w:right w:type="dxa" w:w="100"/>
+            </w:tcMar>
+            <w:vAlign w:val="top"/>
+          </w:tcPr>
+          <w:p>
+            <w:pPr>
+              <w:keepNext w:val="false"/>
+              <w:spacing w:after="10" w:before="10" w:line="252" w:lineRule="auto"/>
+              <w:jc w:val="left"/>
+            </w:pPr>
+            <w:r>
+              <w:rPr>
+                <w:b/>
+                <w:bCs/>
+                <w:color w:val="0025AA"/>
+                <w:sz w:val="17"/>
+                <w:szCs w:val="17"/>
+              </w:rPr>
+              <w:t xml:space="preserve">ergebnisse/kaffee/simulation/Kaffee_Simulation.html, test_simulation.py, browsertest.js</w:t>
+            </w:r>
+          </w:p>
+        </w:tc>
+        <w:tc>
+          <w:tcPr>
+            <w:tcW w:type="dxa" w:w="3700"/>
+            <w:tcBorders>
+              <w:top w:val="single" w:color="C9D3EE" w:sz="4"/>
+              <w:left w:val="single" w:color="C9D3EE" w:sz="4"/>
+              <w:bottom w:val="single" w:color="C9D3EE" w:sz="4"/>
+              <w:right w:val="single" w:color="C9D3EE" w:sz="4"/>
+            </w:tcBorders>
+            <w:shd w:fill="F6F8FC" w:color="auto" w:val="clear"/>
+            <w:tcMar>
+              <w:top w:type="dxa" w:w="60"/>
+              <w:left w:type="dxa" w:w="100"/>
+              <w:bottom w:type="dxa" w:w="60"/>
+              <w:right w:type="dxa" w:w="100"/>
+            </w:tcMar>
+            <w:vAlign w:val="top"/>
+          </w:tcPr>
+          <w:p>
+            <w:pPr>
+              <w:keepNext w:val="false"/>
+              <w:spacing w:after="10" w:before="10" w:line="252" w:lineRule="auto"/>
+              <w:jc w:val="left"/>
+            </w:pPr>
+            <w:r>
+              <w:rPr>
+                <w:b w:val="false"/>
+                <w:bCs w:val="false"/>
+                <w:sz w:val="17"/>
+                <w:szCs w:val="17"/>
+              </w:rPr>
+              <w:t xml:space="preserve">Simulation der Kaffee-Aufgabe (Modell aus kaffee_modell.py); Test gegen das Python-Modell und Bedienungstest im Browser mit Bildschirmfotos</w:t>
+            </w:r>
+          </w:p>
+        </w:tc>
+        <w:tc>
+          <w:tcPr>
+            <w:tcW w:type="dxa" w:w="2670"/>
+            <w:tcBorders>
+              <w:top w:val="single" w:color="C9D3EE" w:sz="4"/>
+              <w:left w:val="single" w:color="C9D3EE" w:sz="4"/>
+              <w:bottom w:val="single" w:color="C9D3EE" w:sz="4"/>
+              <w:right w:val="single" w:color="C9D3EE" w:sz="4"/>
+            </w:tcBorders>
+            <w:shd w:fill="F6F8FC" w:color="auto" w:val="clear"/>
+            <w:tcMar>
+              <w:top w:type="dxa" w:w="60"/>
+              <w:left w:type="dxa" w:w="100"/>
+              <w:bottom w:type="dxa" w:w="60"/>
+              <w:right w:type="dxa" w:w="100"/>
+            </w:tcMar>
+            <w:vAlign w:val="top"/>
+          </w:tcPr>
+          <w:p>
+            <w:pPr>
+              <w:keepNext w:val="false"/>
+              <w:spacing w:after="10" w:before="10" w:line="252" w:lineRule="auto"/>
+              <w:jc w:val="left"/>
+            </w:pPr>
+            <w:r>
+              <w:rPr>
+                <w:b w:val="false"/>
+                <w:bCs w:val="false"/>
+                <w:sz w:val="17"/>
+                <w:szCs w:val="17"/>
+              </w:rPr>
+              <w:t xml:space="preserve">Datei im Browser öffnen; python3 …/test_simulation.py; node …/browsertest.js</w:t>
+            </w:r>
+          </w:p>
+        </w:tc>
+      </w:tr>
+      <w:tr>
+        <w:trPr>
+          <w:cantSplit/>
+        </w:trPr>
+        <w:tc>
+          <w:tcPr>
+            <w:tcW w:type="dxa" w:w="2700"/>
+            <w:tcBorders>
+              <w:top w:val="single" w:color="C9D3EE" w:sz="4"/>
+              <w:left w:val="single" w:color="C9D3EE" w:sz="4"/>
+              <w:bottom w:val="single" w:color="C9D3EE" w:sz="4"/>
+              <w:right w:val="single" w:color="C9D3EE" w:sz="4"/>
+            </w:tcBorders>
+            <w:tcMar>
+              <w:top w:type="dxa" w:w="60"/>
+              <w:left w:type="dxa" w:w="100"/>
+              <w:bottom w:type="dxa" w:w="60"/>
+              <w:right w:type="dxa" w:w="100"/>
+            </w:tcMar>
+            <w:vAlign w:val="top"/>
+          </w:tcPr>
+          <w:p>
+            <w:pPr>
+              <w:keepNext w:val="false"/>
+              <w:spacing w:after="10" w:before="10" w:line="252" w:lineRule="auto"/>
+              <w:jc w:val="left"/>
+            </w:pPr>
+            <w:r>
+              <w:rPr>
+                <w:b/>
+                <w:bCs/>
+                <w:color w:val="0025AA"/>
+                <w:sz w:val="17"/>
+                <w:szCs w:val="17"/>
+              </w:rPr>
               <w:t xml:space="preserve">Kaffee-Prüfung: ergebnisse/kaffee/nachrechnung_koordination/woerter.py</w:t>
             </w:r>
           </w:p>
@@ -33684,6 +34277,114 @@
                 <w:szCs w:val="17"/>
               </w:rPr>
               <w:t xml:space="preserve">Abnahme der Kaffee-Aufgabe durch Codex ausgewertet und alle Befunde behoben, Sitzungskonzept auf drei Ebenen (K36, Abschnitt 3.8)</w:t>
+            </w:r>
+          </w:p>
+        </w:tc>
+      </w:tr>
+      <w:tr>
+        <w:trPr>
+          <w:cantSplit/>
+        </w:trPr>
+        <w:tc>
+          <w:tcPr>
+            <w:tcW w:type="dxa" w:w="1200"/>
+            <w:tcBorders>
+              <w:top w:val="single" w:color="C9D3EE" w:sz="4"/>
+              <w:left w:val="single" w:color="C9D3EE" w:sz="4"/>
+              <w:bottom w:val="single" w:color="C9D3EE" w:sz="4"/>
+              <w:right w:val="single" w:color="C9D3EE" w:sz="4"/>
+            </w:tcBorders>
+            <w:tcMar>
+              <w:top w:type="dxa" w:w="60"/>
+              <w:left w:type="dxa" w:w="100"/>
+              <w:bottom w:type="dxa" w:w="60"/>
+              <w:right w:type="dxa" w:w="100"/>
+            </w:tcMar>
+            <w:vAlign w:val="top"/>
+          </w:tcPr>
+          <w:p>
+            <w:pPr>
+              <w:keepNext w:val="false"/>
+              <w:spacing w:after="10" w:before="10" w:line="252" w:lineRule="auto"/>
+              <w:jc w:val="left"/>
+            </w:pPr>
+            <w:r>
+              <w:rPr>
+                <w:b/>
+                <w:bCs/>
+                <w:color w:val="0025AA"/>
+                <w:sz w:val="17"/>
+                <w:szCs w:val="17"/>
+              </w:rPr>
+              <w:t xml:space="preserve">12</w:t>
+            </w:r>
+          </w:p>
+        </w:tc>
+        <w:tc>
+          <w:tcPr>
+            <w:tcW w:type="dxa" w:w="1500"/>
+            <w:tcBorders>
+              <w:top w:val="single" w:color="C9D3EE" w:sz="4"/>
+              <w:left w:val="single" w:color="C9D3EE" w:sz="4"/>
+              <w:bottom w:val="single" w:color="C9D3EE" w:sz="4"/>
+              <w:right w:val="single" w:color="C9D3EE" w:sz="4"/>
+            </w:tcBorders>
+            <w:tcMar>
+              <w:top w:type="dxa" w:w="60"/>
+              <w:left w:type="dxa" w:w="100"/>
+              <w:bottom w:type="dxa" w:w="60"/>
+              <w:right w:type="dxa" w:w="100"/>
+            </w:tcMar>
+            <w:vAlign w:val="top"/>
+          </w:tcPr>
+          <w:p>
+            <w:pPr>
+              <w:keepNext w:val="false"/>
+              <w:spacing w:after="10" w:before="10" w:line="252" w:lineRule="auto"/>
+              <w:jc w:val="left"/>
+            </w:pPr>
+            <w:r>
+              <w:rPr>
+                <w:b w:val="false"/>
+                <w:bCs w:val="false"/>
+                <w:sz w:val="17"/>
+                <w:szCs w:val="17"/>
+              </w:rPr>
+              <w:t xml:space="preserve">31.10.2026</w:t>
+            </w:r>
+          </w:p>
+        </w:tc>
+        <w:tc>
+          <w:tcPr>
+            <w:tcW w:type="dxa" w:w="6370"/>
+            <w:tcBorders>
+              <w:top w:val="single" w:color="C9D3EE" w:sz="4"/>
+              <w:left w:val="single" w:color="C9D3EE" w:sz="4"/>
+              <w:bottom w:val="single" w:color="C9D3EE" w:sz="4"/>
+              <w:right w:val="single" w:color="C9D3EE" w:sz="4"/>
+            </w:tcBorders>
+            <w:tcMar>
+              <w:top w:type="dxa" w:w="60"/>
+              <w:left w:type="dxa" w:w="100"/>
+              <w:bottom w:type="dxa" w:w="60"/>
+              <w:right w:type="dxa" w:w="100"/>
+            </w:tcMar>
+            <w:vAlign w:val="top"/>
+          </w:tcPr>
+          <w:p>
+            <w:pPr>
+              <w:keepNext w:val="false"/>
+              <w:spacing w:after="10" w:before="10" w:line="252" w:lineRule="auto"/>
+              <w:jc w:val="left"/>
+            </w:pPr>
+            <w:r>
+              <w:rPr>
+                <w:b w:val="false"/>
+                <w:bCs w:val="false"/>
+                <w:sz w:val="17"/>
+                <w:szCs w:val="17"/>
+              </w:rPr>
+              <w:t xml:space="preserve">Aufrechte Indizes in der ganzen Sammlung mit Textvergleich, Simulationstool mit Tests, dritter Auftrag für Codex (K37); Reproduzierbarkeit ergänzt</w:t>
             </w:r>
           </w:p>
         </w:tc>

--- a/ergebnisse/kaffee/protokolle/KI-Protokoll_2026-10-31.docx
+++ b/ergebnisse/kaffee/protokolle/KI-Protokoll_2026-10-31.docx
@@ -47,7 +47,7 @@
           <w:sz w:val="17"/>
           <w:szCs w:val="17"/>
         </w:rPr>
-        <w:t xml:space="preserve"> 12 · </w:t>
+        <w:t xml:space="preserve"> 13 · </w:t>
       </w:r>
       <w:r>
         <w:rPr>
@@ -11091,6 +11091,257 @@
           </w:p>
         </w:tc>
       </w:tr>
+      <w:tr>
+        <w:trPr>
+          <w:cantSplit/>
+        </w:trPr>
+        <w:tc>
+          <w:tcPr>
+            <w:tcW w:type="dxa" w:w="550"/>
+            <w:tcBorders>
+              <w:top w:val="single" w:color="C9D3EE" w:sz="4"/>
+              <w:left w:val="single" w:color="C9D3EE" w:sz="4"/>
+              <w:bottom w:val="single" w:color="C9D3EE" w:sz="4"/>
+              <w:right w:val="single" w:color="C9D3EE" w:sz="4"/>
+            </w:tcBorders>
+            <w:shd w:fill="F6F8FC" w:color="auto" w:val="clear"/>
+            <w:tcMar>
+              <w:top w:type="dxa" w:w="60"/>
+              <w:left w:type="dxa" w:w="100"/>
+              <w:bottom w:type="dxa" w:w="60"/>
+              <w:right w:type="dxa" w:w="100"/>
+            </w:tcMar>
+            <w:vAlign w:val="top"/>
+          </w:tcPr>
+          <w:p>
+            <w:pPr>
+              <w:keepNext w:val="false"/>
+              <w:spacing w:after="10" w:before="10" w:line="252" w:lineRule="auto"/>
+              <w:jc w:val="left"/>
+            </w:pPr>
+            <w:r>
+              <w:rPr>
+                <w:b/>
+                <w:bCs/>
+                <w:color w:val="0025AA"/>
+                <w:sz w:val="15"/>
+                <w:szCs w:val="15"/>
+              </w:rPr>
+              <w:t xml:space="preserve">K38</w:t>
+            </w:r>
+          </w:p>
+        </w:tc>
+        <w:tc>
+          <w:tcPr>
+            <w:tcW w:type="dxa" w:w="850"/>
+            <w:tcBorders>
+              <w:top w:val="single" w:color="C9D3EE" w:sz="4"/>
+              <w:left w:val="single" w:color="C9D3EE" w:sz="4"/>
+              <w:bottom w:val="single" w:color="C9D3EE" w:sz="4"/>
+              <w:right w:val="single" w:color="C9D3EE" w:sz="4"/>
+            </w:tcBorders>
+            <w:shd w:fill="F6F8FC" w:color="auto" w:val="clear"/>
+            <w:tcMar>
+              <w:top w:type="dxa" w:w="60"/>
+              <w:left w:type="dxa" w:w="100"/>
+              <w:bottom w:type="dxa" w:w="60"/>
+              <w:right w:type="dxa" w:w="100"/>
+            </w:tcMar>
+            <w:vAlign w:val="top"/>
+          </w:tcPr>
+          <w:p>
+            <w:pPr>
+              <w:keepNext w:val="false"/>
+              <w:spacing w:after="10" w:before="10" w:line="252" w:lineRule="auto"/>
+              <w:jc w:val="left"/>
+            </w:pPr>
+            <w:r>
+              <w:rPr>
+                <w:b w:val="false"/>
+                <w:bCs w:val="false"/>
+                <w:sz w:val="15"/>
+                <w:szCs w:val="15"/>
+              </w:rPr>
+              <w:t xml:space="preserve">31.10.</w:t>
+            </w:r>
+          </w:p>
+        </w:tc>
+        <w:tc>
+          <w:tcPr>
+            <w:tcW w:type="dxa" w:w="1450"/>
+            <w:tcBorders>
+              <w:top w:val="single" w:color="C9D3EE" w:sz="4"/>
+              <w:left w:val="single" w:color="C9D3EE" w:sz="4"/>
+              <w:bottom w:val="single" w:color="C9D3EE" w:sz="4"/>
+              <w:right w:val="single" w:color="C9D3EE" w:sz="4"/>
+            </w:tcBorders>
+            <w:shd w:fill="F6F8FC" w:color="auto" w:val="clear"/>
+            <w:tcMar>
+              <w:top w:type="dxa" w:w="60"/>
+              <w:left w:type="dxa" w:w="100"/>
+              <w:bottom w:type="dxa" w:w="60"/>
+              <w:right w:type="dxa" w:w="100"/>
+            </w:tcMar>
+            <w:vAlign w:val="top"/>
+          </w:tcPr>
+          <w:p>
+            <w:pPr>
+              <w:keepNext w:val="false"/>
+              <w:spacing w:after="10" w:before="10" w:line="252" w:lineRule="auto"/>
+              <w:jc w:val="left"/>
+            </w:pPr>
+            <w:r>
+              <w:rPr>
+                <w:b w:val="false"/>
+                <w:bCs w:val="false"/>
+                <w:sz w:val="15"/>
+                <w:szCs w:val="15"/>
+              </w:rPr>
+              <w:t xml:space="preserve">Prüfbericht von Codex zum Simulationstool (Rolle X3, Zweig codex/kaffee-x3-simulation) auswerten: alle sechs Befunde nachrechnen und beheben, auch die Formulierungsvorschläge zu Frage 1 und 2 („ungefähr“); Tests so erweitern, dass Befund 1 bis 5 künftig auffallen (Schnitt in beiden Richtungen, ungültige Einstellungen, Übernahme unmöglicher Messreihen, Fragen 1 bis 4 ohne Zurücksetzen dazwischen); Indizes ab und u im Kasten „Modell“ aufrecht; keine weiteren Modellgrößen; neu bauen, im Browser ansehen, Protokolle, Übergabe, Pull Request</w:t>
+            </w:r>
+          </w:p>
+        </w:tc>
+        <w:tc>
+          <w:tcPr>
+            <w:tcW w:type="dxa" w:w="1650"/>
+            <w:tcBorders>
+              <w:top w:val="single" w:color="C9D3EE" w:sz="4"/>
+              <w:left w:val="single" w:color="C9D3EE" w:sz="4"/>
+              <w:bottom w:val="single" w:color="C9D3EE" w:sz="4"/>
+              <w:right w:val="single" w:color="C9D3EE" w:sz="4"/>
+            </w:tcBorders>
+            <w:shd w:fill="F6F8FC" w:color="auto" w:val="clear"/>
+            <w:tcMar>
+              <w:top w:type="dxa" w:w="60"/>
+              <w:left w:type="dxa" w:w="100"/>
+              <w:bottom w:type="dxa" w:w="60"/>
+              <w:right w:type="dxa" w:w="100"/>
+            </w:tcMar>
+            <w:vAlign w:val="top"/>
+          </w:tcPr>
+          <w:p>
+            <w:pPr>
+              <w:keepNext w:val="false"/>
+              <w:spacing w:after="10" w:before="10" w:line="252" w:lineRule="auto"/>
+              <w:jc w:val="left"/>
+            </w:pPr>
+            <w:r>
+              <w:rPr>
+                <w:b w:val="false"/>
+                <w:bCs w:val="false"/>
+                <w:sz w:val="15"/>
+                <w:szCs w:val="15"/>
+              </w:rPr>
+              <w:t xml:space="preserve">Bericht und Skripte übernommen; jeden Befund im Werkzeug nachvollzogen (Schnitt in Gegenrichtung bei 1,3906 min, Grenzwert 18,09 °C und 1,91 K nachgerechnet). Werkzeug: Schnitt in beiden Richtungen mit Angabe, welche Tasse danach wärmer ist; ungültige Einstellungen blenden Ergebnisse und Diagramm sichtbar aus; Übernahme prüft die ungerundeten Mittelwerte und übernimmt sie unverändert oder gar nicht; Zahlen nur als vollständige Eingabe mit Komma oder Punkt, Statuszeile je Eingabe; Fragen mit Ausgangszustand und „ungefähr“; Formeln im Kasten „Modell“ mit kursiven Formelzeichen und aufrechten Indizes; Beschriftung des Schnitts am Rand nach innen. Hinweise der Lösung zu Frage 1 bis 4 präzisiert. test_simulation.py um unabhängige Schnittsuche und fünf Grenzfälle erweitert, browsertest.js um die Abschnitte B bis F (Fragen folgen dem Wortlaut der Fragetexte); Gegenlauf gegen die geprüfte Fassung</w:t>
+            </w:r>
+          </w:p>
+        </w:tc>
+        <w:tc>
+          <w:tcPr>
+            <w:tcW w:type="dxa" w:w="1450"/>
+            <w:tcBorders>
+              <w:top w:val="single" w:color="C9D3EE" w:sz="4"/>
+              <w:left w:val="single" w:color="C9D3EE" w:sz="4"/>
+              <w:bottom w:val="single" w:color="C9D3EE" w:sz="4"/>
+              <w:right w:val="single" w:color="C9D3EE" w:sz="4"/>
+            </w:tcBorders>
+            <w:shd w:fill="F6F8FC" w:color="auto" w:val="clear"/>
+            <w:tcMar>
+              <w:top w:type="dxa" w:w="60"/>
+              <w:left w:type="dxa" w:w="100"/>
+              <w:bottom w:type="dxa" w:w="60"/>
+              <w:right w:type="dxa" w:w="100"/>
+            </w:tcMar>
+            <w:vAlign w:val="top"/>
+          </w:tcPr>
+          <w:p>
+            <w:pPr>
+              <w:keepNext w:val="false"/>
+              <w:spacing w:after="10" w:before="10" w:line="252" w:lineRule="auto"/>
+              <w:jc w:val="left"/>
+            </w:pPr>
+            <w:r>
+              <w:rPr>
+                <w:b w:val="false"/>
+                <w:bCs w:val="false"/>
+                <w:sz w:val="15"/>
+                <w:szCs w:val="15"/>
+              </w:rPr>
+              <w:t xml:space="preserve">Werkzeug, Tests, zehn Bildschirmfotos und gegenlauf_alte_fassung.md in ergebnisse/kaffee/simulation/; Lösung (14 Seiten) mit präzisierten Hinweisen; Entscheidung D116; Abschnitt 3.9</w:t>
+            </w:r>
+          </w:p>
+        </w:tc>
+        <w:tc>
+          <w:tcPr>
+            <w:tcW w:type="dxa" w:w="1500"/>
+            <w:tcBorders>
+              <w:top w:val="single" w:color="C9D3EE" w:sz="4"/>
+              <w:left w:val="single" w:color="C9D3EE" w:sz="4"/>
+              <w:bottom w:val="single" w:color="C9D3EE" w:sz="4"/>
+              <w:right w:val="single" w:color="C9D3EE" w:sz="4"/>
+            </w:tcBorders>
+            <w:shd w:fill="F6F8FC" w:color="auto" w:val="clear"/>
+            <w:tcMar>
+              <w:top w:type="dxa" w:w="60"/>
+              <w:left w:type="dxa" w:w="100"/>
+              <w:bottom w:type="dxa" w:w="60"/>
+              <w:right w:type="dxa" w:w="100"/>
+            </w:tcMar>
+            <w:vAlign w:val="top"/>
+          </w:tcPr>
+          <w:p>
+            <w:pPr>
+              <w:keepNext w:val="false"/>
+              <w:spacing w:after="10" w:before="10" w:line="252" w:lineRule="auto"/>
+              <w:jc w:val="left"/>
+            </w:pPr>
+            <w:r>
+              <w:rPr>
+                <w:b w:val="false"/>
+                <w:bCs w:val="false"/>
+                <w:sz w:val="15"/>
+                <w:szCs w:val="15"/>
+              </w:rPr>
+              <w:t xml:space="preserve">test_simulation.py 31 von 31 (13 Parametersätze, Schnitt unabhängig gesucht), browsertest.js 62 von 62 in Handy- und Laptopbreite; gegen die geprüfte Fassung 53a78d5 schlagen dieselben Tests an (24 von 31 und 30 von 60, alle Befunde 1 bis 5 gefunden); Bildschirmfotos und das Seitenbild der Hinweise in PDF und Word angesehen</w:t>
+            </w:r>
+          </w:p>
+        </w:tc>
+        <w:tc>
+          <w:tcPr>
+            <w:tcW w:type="dxa" w:w="1620"/>
+            <w:tcBorders>
+              <w:top w:val="single" w:color="C9D3EE" w:sz="4"/>
+              <w:left w:val="single" w:color="C9D3EE" w:sz="4"/>
+              <w:bottom w:val="single" w:color="C9D3EE" w:sz="4"/>
+              <w:right w:val="single" w:color="C9D3EE" w:sz="4"/>
+            </w:tcBorders>
+            <w:shd w:fill="F6F8FC" w:color="auto" w:val="clear"/>
+            <w:tcMar>
+              <w:top w:type="dxa" w:w="60"/>
+              <w:left w:type="dxa" w:w="100"/>
+              <w:bottom w:type="dxa" w:w="60"/>
+              <w:right w:type="dxa" w:w="100"/>
+            </w:tcMar>
+            <w:vAlign w:val="top"/>
+          </w:tcPr>
+          <w:p>
+            <w:pPr>
+              <w:keepNext w:val="false"/>
+              <w:spacing w:after="10" w:before="10" w:line="252" w:lineRule="auto"/>
+              <w:jc w:val="left"/>
+            </w:pPr>
+            <w:r>
+              <w:rPr>
+                <w:b w:val="false"/>
+                <w:bCs w:val="false"/>
+                <w:sz w:val="15"/>
+                <w:szCs w:val="15"/>
+              </w:rPr>
+              <w:t xml:space="preserve">Im Browser von Claude standen ab und u schon aufrecht (eine CSS-Regel setzte die Kursivschrift der Formel für die Indizes zurück), in der Ansicht der Tutoriumsleitung kursiv; die Formeln sind jetzt so aufgebaut, dass nur die Formelzeichen kursiv gesetzt werden. Der erste Gegenlauf brach an einem fehlenden Element ab; die Abschnitte des Browsertests werden jetzt einzeln bewertet. Die festen Testschritte hätten den Befund zur Fragenfolge nicht gefunden; der Test liest deshalb aus den Fragetexten, wann die Standardwerte zu laden sind.</w:t>
+            </w:r>
+          </w:p>
+        </w:tc>
+      </w:tr>
     </w:tbl>
     <w:p>
       <w:pPr>
@@ -29810,6 +30061,807 @@
                 <w:szCs w:val="16"/>
               </w:rPr>
               <w:t xml:space="preserve">Näherungszeichen und „mit ungerundeten Werten“</w:t>
+            </w:r>
+          </w:p>
+        </w:tc>
+      </w:tr>
+    </w:tbl>
+    <w:p>
+      <w:pPr>
+        <w:pStyle w:val="Heading2"/>
+      </w:pPr>
+      <w:r>
+        <w:t xml:space="preserve">3.9 Prüfung des Simulationstools durch Codex (K38)</w:t>
+      </w:r>
+    </w:p>
+    <w:p>
+      <w:pPr>
+        <w:keepNext w:val="false"/>
+        <w:spacing w:after="60" w:before="60" w:line="276" w:lineRule="auto"/>
+        <w:jc w:val="both"/>
+      </w:pPr>
+      <w:r>
+        <w:t xml:space="preserve">Codex (Rolle X3) hat das Werkzeug am 31.10.2026 unabhängig geprüft: eigene Rechnung ohne das Modell des Werkzeugs (29 Parametersätze, 9 338 Kurvenwerte), Bedienung in 92 Zuständen bei zwei Breiten ohne Internet, die vier Fragen in einem frischen Durchgang. Urteil: mit kleinen Korrekturen; die Rechnung stimmt bis auf den Schnitt in Gegenrichtung. Die Koordination hat alle sechs Befunde nachvollzogen und behoben und die Tests so erweitert, dass Befund 1 bis 5 künftig auffallen.</w:t>
+      </w:r>
+    </w:p>
+    <w:tbl>
+      <w:tblPr>
+        <w:tblW w:type="dxa" w:w="9070"/>
+        <w:tblBorders>
+          <w:top w:val="single" w:color="auto" w:sz="4"/>
+          <w:left w:val="single" w:color="auto" w:sz="4"/>
+          <w:bottom w:val="single" w:color="auto" w:sz="4"/>
+          <w:right w:val="single" w:color="auto" w:sz="4"/>
+          <w:insideH w:val="single" w:color="auto" w:sz="4"/>
+          <w:insideV w:val="single" w:color="auto" w:sz="4"/>
+        </w:tblBorders>
+      </w:tblPr>
+      <w:tblGrid>
+        <w:gridCol w:w="3000"/>
+        <w:gridCol w:w="3600"/>
+        <w:gridCol w:w="2470"/>
+      </w:tblGrid>
+      <w:tr>
+        <w:trPr>
+          <w:cantSplit/>
+          <w:tblHeader/>
+        </w:trPr>
+        <w:tc>
+          <w:tcPr>
+            <w:tcW w:type="dxa" w:w="3000"/>
+            <w:tcBorders>
+              <w:top w:val="single" w:color="C9D3EE" w:sz="4"/>
+              <w:left w:val="single" w:color="C9D3EE" w:sz="4"/>
+              <w:bottom w:val="single" w:color="C9D3EE" w:sz="4"/>
+              <w:right w:val="single" w:color="C9D3EE" w:sz="4"/>
+            </w:tcBorders>
+            <w:shd w:fill="0025AA" w:color="auto" w:val="clear"/>
+            <w:tcMar>
+              <w:top w:type="dxa" w:w="60"/>
+              <w:left w:type="dxa" w:w="100"/>
+              <w:bottom w:type="dxa" w:w="60"/>
+              <w:right w:type="dxa" w:w="100"/>
+            </w:tcMar>
+            <w:vAlign w:val="top"/>
+          </w:tcPr>
+          <w:p>
+            <w:pPr>
+              <w:keepNext w:val="false"/>
+              <w:spacing w:after="10" w:before="10" w:line="252" w:lineRule="auto"/>
+              <w:jc w:val="left"/>
+            </w:pPr>
+            <w:r>
+              <w:rPr>
+                <w:b/>
+                <w:bCs/>
+                <w:color w:val="FFFFFF"/>
+                <w:sz w:val="17"/>
+                <w:szCs w:val="17"/>
+              </w:rPr>
+              <w:t xml:space="preserve">Aussage im Entwurf</w:t>
+            </w:r>
+          </w:p>
+        </w:tc>
+        <w:tc>
+          <w:tcPr>
+            <w:tcW w:type="dxa" w:w="3600"/>
+            <w:tcBorders>
+              <w:top w:val="single" w:color="C9D3EE" w:sz="4"/>
+              <w:left w:val="single" w:color="C9D3EE" w:sz="4"/>
+              <w:bottom w:val="single" w:color="C9D3EE" w:sz="4"/>
+              <w:right w:val="single" w:color="C9D3EE" w:sz="4"/>
+            </w:tcBorders>
+            <w:shd w:fill="0025AA" w:color="auto" w:val="clear"/>
+            <w:tcMar>
+              <w:top w:type="dxa" w:w="60"/>
+              <w:left w:type="dxa" w:w="100"/>
+              <w:bottom w:type="dxa" w:w="60"/>
+              <w:right w:type="dxa" w:w="100"/>
+            </w:tcMar>
+            <w:vAlign w:val="top"/>
+          </w:tcPr>
+          <w:p>
+            <w:pPr>
+              <w:keepNext w:val="false"/>
+              <w:spacing w:after="10" w:before="10" w:line="252" w:lineRule="auto"/>
+              <w:jc w:val="left"/>
+            </w:pPr>
+            <w:r>
+              <w:rPr>
+                <w:b/>
+                <w:bCs/>
+                <w:color w:val="FFFFFF"/>
+                <w:sz w:val="17"/>
+                <w:szCs w:val="17"/>
+              </w:rPr>
+              <w:t xml:space="preserve">Ergebnis der Prüfung</w:t>
+            </w:r>
+          </w:p>
+        </w:tc>
+        <w:tc>
+          <w:tcPr>
+            <w:tcW w:type="dxa" w:w="2470"/>
+            <w:tcBorders>
+              <w:top w:val="single" w:color="C9D3EE" w:sz="4"/>
+              <w:left w:val="single" w:color="C9D3EE" w:sz="4"/>
+              <w:bottom w:val="single" w:color="C9D3EE" w:sz="4"/>
+              <w:right w:val="single" w:color="C9D3EE" w:sz="4"/>
+            </w:tcBorders>
+            <w:shd w:fill="0025AA" w:color="auto" w:val="clear"/>
+            <w:tcMar>
+              <w:top w:type="dxa" w:w="60"/>
+              <w:left w:type="dxa" w:w="100"/>
+              <w:bottom w:type="dxa" w:w="60"/>
+              <w:right w:type="dxa" w:w="100"/>
+            </w:tcMar>
+            <w:vAlign w:val="top"/>
+          </w:tcPr>
+          <w:p>
+            <w:pPr>
+              <w:keepNext w:val="false"/>
+              <w:spacing w:after="10" w:before="10" w:line="252" w:lineRule="auto"/>
+              <w:jc w:val="left"/>
+            </w:pPr>
+            <w:r>
+              <w:rPr>
+                <w:b/>
+                <w:bCs/>
+                <w:color w:val="FFFFFF"/>
+                <w:sz w:val="17"/>
+                <w:szCs w:val="17"/>
+              </w:rPr>
+              <w:t xml:space="preserve">Folge</w:t>
+            </w:r>
+          </w:p>
+        </w:tc>
+      </w:tr>
+      <w:tr>
+        <w:trPr>
+          <w:cantSplit/>
+        </w:trPr>
+        <w:tc>
+          <w:tcPr>
+            <w:tcW w:type="dxa" w:w="3000"/>
+            <w:tcBorders>
+              <w:top w:val="single" w:color="C9D3EE" w:sz="4"/>
+              <w:left w:val="single" w:color="C9D3EE" w:sz="4"/>
+              <w:bottom w:val="single" w:color="C9D3EE" w:sz="4"/>
+              <w:right w:val="single" w:color="C9D3EE" w:sz="4"/>
+            </w:tcBorders>
+            <w:tcMar>
+              <w:top w:type="dxa" w:w="60"/>
+              <w:left w:type="dxa" w:w="100"/>
+              <w:bottom w:type="dxa" w:w="60"/>
+              <w:right w:type="dxa" w:w="100"/>
+            </w:tcMar>
+            <w:vAlign w:val="top"/>
+          </w:tcPr>
+          <w:p>
+            <w:pPr>
+              <w:keepNext w:val="false"/>
+              <w:spacing w:after="10" w:before="10" w:line="252" w:lineRule="auto"/>
+              <w:jc w:val="left"/>
+            </w:pPr>
+            <w:r>
+              <w:rPr>
+                <w:b w:val="false"/>
+                <w:bCs w:val="false"/>
+                <w:sz w:val="16"/>
+                <w:szCs w:val="16"/>
+              </w:rPr>
+              <w:t xml:space="preserve">Schnittpunkt nur, wenn der schwarze Kaffee schneller abkühlt</w:t>
+            </w:r>
+          </w:p>
+        </w:tc>
+        <w:tc>
+          <w:tcPr>
+            <w:tcW w:type="dxa" w:w="3600"/>
+            <w:tcBorders>
+              <w:top w:val="single" w:color="C9D3EE" w:sz="4"/>
+              <w:left w:val="single" w:color="C9D3EE" w:sz="4"/>
+              <w:bottom w:val="single" w:color="C9D3EE" w:sz="4"/>
+              <w:right w:val="single" w:color="C9D3EE" w:sz="4"/>
+            </w:tcBorders>
+            <w:tcMar>
+              <w:top w:type="dxa" w:w="60"/>
+              <w:left w:type="dxa" w:w="100"/>
+              <w:bottom w:type="dxa" w:w="60"/>
+              <w:right w:type="dxa" w:w="100"/>
+            </w:tcMar>
+            <w:vAlign w:val="top"/>
+          </w:tcPr>
+          <w:p>
+            <w:pPr>
+              <w:keepNext w:val="false"/>
+              <w:spacing w:after="10" w:before="10" w:line="252" w:lineRule="auto"/>
+              <w:jc w:val="left"/>
+            </w:pPr>
+            <w:r>
+              <w:rPr>
+                <w:b w:val="false"/>
+                <w:bCs w:val="false"/>
+                <w:sz w:val="16"/>
+                <w:szCs w:val="16"/>
+              </w:rPr>
+              <w:t xml:space="preserve">Bei sehr warmer Milch und größerem kA von Tasse 1 schneiden sich die Kurven in Gegenrichtung (Beispiel 1,39 min); das Werkzeug meldete keinen Schnitt (Simulation 1)</w:t>
+            </w:r>
+          </w:p>
+        </w:tc>
+        <w:tc>
+          <w:tcPr>
+            <w:tcW w:type="dxa" w:w="2470"/>
+            <w:tcBorders>
+              <w:top w:val="single" w:color="C9D3EE" w:sz="4"/>
+              <w:left w:val="single" w:color="C9D3EE" w:sz="4"/>
+              <w:bottom w:val="single" w:color="C9D3EE" w:sz="4"/>
+              <w:right w:val="single" w:color="C9D3EE" w:sz="4"/>
+            </w:tcBorders>
+            <w:tcMar>
+              <w:top w:type="dxa" w:w="60"/>
+              <w:left w:type="dxa" w:w="100"/>
+              <w:bottom w:type="dxa" w:w="60"/>
+              <w:right w:type="dxa" w:w="100"/>
+            </w:tcMar>
+            <w:vAlign w:val="top"/>
+          </w:tcPr>
+          <w:p>
+            <w:pPr>
+              <w:keepNext w:val="false"/>
+              <w:spacing w:after="10" w:before="10" w:line="252" w:lineRule="auto"/>
+              <w:jc w:val="left"/>
+            </w:pPr>
+            <w:r>
+              <w:rPr>
+                <w:b w:val="false"/>
+                <w:bCs w:val="false"/>
+                <w:sz w:val="16"/>
+                <w:szCs w:val="16"/>
+              </w:rPr>
+              <w:t xml:space="preserve">Schnitt in beiden Richtungen, Anzeige, welche Tasse danach wärmer ist; Test sucht den Schnitt unabhängig</w:t>
+            </w:r>
+          </w:p>
+        </w:tc>
+      </w:tr>
+      <w:tr>
+        <w:trPr>
+          <w:cantSplit/>
+        </w:trPr>
+        <w:tc>
+          <w:tcPr>
+            <w:tcW w:type="dxa" w:w="3000"/>
+            <w:tcBorders>
+              <w:top w:val="single" w:color="C9D3EE" w:sz="4"/>
+              <w:left w:val="single" w:color="C9D3EE" w:sz="4"/>
+              <w:bottom w:val="single" w:color="C9D3EE" w:sz="4"/>
+              <w:right w:val="single" w:color="C9D3EE" w:sz="4"/>
+            </w:tcBorders>
+            <w:shd w:fill="F6F8FC" w:color="auto" w:val="clear"/>
+            <w:tcMar>
+              <w:top w:type="dxa" w:w="60"/>
+              <w:left w:type="dxa" w:w="100"/>
+              <w:bottom w:type="dxa" w:w="60"/>
+              <w:right w:type="dxa" w:w="100"/>
+            </w:tcMar>
+            <w:vAlign w:val="top"/>
+          </w:tcPr>
+          <w:p>
+            <w:pPr>
+              <w:keepNext w:val="false"/>
+              <w:spacing w:after="10" w:before="10" w:line="252" w:lineRule="auto"/>
+              <w:jc w:val="left"/>
+            </w:pPr>
+            <w:r>
+              <w:rPr>
+                <w:b w:val="false"/>
+                <w:bCs w:val="false"/>
+                <w:sz w:val="16"/>
+                <w:szCs w:val="16"/>
+              </w:rPr>
+              <w:t xml:space="preserve">Warnung bei ungültiger Einstellung</w:t>
+            </w:r>
+          </w:p>
+        </w:tc>
+        <w:tc>
+          <w:tcPr>
+            <w:tcW w:type="dxa" w:w="3600"/>
+            <w:tcBorders>
+              <w:top w:val="single" w:color="C9D3EE" w:sz="4"/>
+              <w:left w:val="single" w:color="C9D3EE" w:sz="4"/>
+              <w:bottom w:val="single" w:color="C9D3EE" w:sz="4"/>
+              <w:right w:val="single" w:color="C9D3EE" w:sz="4"/>
+            </w:tcBorders>
+            <w:shd w:fill="F6F8FC" w:color="auto" w:val="clear"/>
+            <w:tcMar>
+              <w:top w:type="dxa" w:w="60"/>
+              <w:left w:type="dxa" w:w="100"/>
+              <w:bottom w:type="dxa" w:w="60"/>
+              <w:right w:type="dxa" w:w="100"/>
+            </w:tcMar>
+            <w:vAlign w:val="top"/>
+          </w:tcPr>
+          <w:p>
+            <w:pPr>
+              <w:keepNext w:val="false"/>
+              <w:spacing w:after="10" w:before="10" w:line="252" w:lineRule="auto"/>
+              <w:jc w:val="left"/>
+            </w:pPr>
+            <w:r>
+              <w:rPr>
+                <w:b w:val="false"/>
+                <w:bCs w:val="false"/>
+                <w:sz w:val="16"/>
+                <w:szCs w:val="16"/>
+              </w:rPr>
+              <w:t xml:space="preserve">Alte Ergebnisse und Diagramm blieben als aktuelle stehen, auf dem Handy außer Sicht (Simulation 2)</w:t>
+            </w:r>
+          </w:p>
+        </w:tc>
+        <w:tc>
+          <w:tcPr>
+            <w:tcW w:type="dxa" w:w="2470"/>
+            <w:tcBorders>
+              <w:top w:val="single" w:color="C9D3EE" w:sz="4"/>
+              <w:left w:val="single" w:color="C9D3EE" w:sz="4"/>
+              <w:bottom w:val="single" w:color="C9D3EE" w:sz="4"/>
+              <w:right w:val="single" w:color="C9D3EE" w:sz="4"/>
+            </w:tcBorders>
+            <w:shd w:fill="F6F8FC" w:color="auto" w:val="clear"/>
+            <w:tcMar>
+              <w:top w:type="dxa" w:w="60"/>
+              <w:left w:type="dxa" w:w="100"/>
+              <w:bottom w:type="dxa" w:w="60"/>
+              <w:right w:type="dxa" w:w="100"/>
+            </w:tcMar>
+            <w:vAlign w:val="top"/>
+          </w:tcPr>
+          <w:p>
+            <w:pPr>
+              <w:keepNext w:val="false"/>
+              <w:spacing w:after="10" w:before="10" w:line="252" w:lineRule="auto"/>
+              <w:jc w:val="left"/>
+            </w:pPr>
+            <w:r>
+              <w:rPr>
+                <w:b w:val="false"/>
+                <w:bCs w:val="false"/>
+                <w:sz w:val="16"/>
+                <w:szCs w:val="16"/>
+              </w:rPr>
+              <w:t xml:space="preserve">Ergebnisse und Diagramm ausgeblendet, Hinweis direkt am Ergebnis</w:t>
+            </w:r>
+          </w:p>
+        </w:tc>
+      </w:tr>
+      <w:tr>
+        <w:trPr>
+          <w:cantSplit/>
+        </w:trPr>
+        <w:tc>
+          <w:tcPr>
+            <w:tcW w:type="dxa" w:w="3000"/>
+            <w:tcBorders>
+              <w:top w:val="single" w:color="C9D3EE" w:sz="4"/>
+              <w:left w:val="single" w:color="C9D3EE" w:sz="4"/>
+              <w:bottom w:val="single" w:color="C9D3EE" w:sz="4"/>
+              <w:right w:val="single" w:color="C9D3EE" w:sz="4"/>
+            </w:tcBorders>
+            <w:tcMar>
+              <w:top w:type="dxa" w:w="60"/>
+              <w:left w:type="dxa" w:w="100"/>
+              <w:bottom w:type="dxa" w:w="60"/>
+              <w:right w:type="dxa" w:w="100"/>
+            </w:tcMar>
+            <w:vAlign w:val="top"/>
+          </w:tcPr>
+          <w:p>
+            <w:pPr>
+              <w:keepNext w:val="false"/>
+              <w:spacing w:after="10" w:before="10" w:line="252" w:lineRule="auto"/>
+              <w:jc w:val="left"/>
+            </w:pPr>
+            <w:r>
+              <w:rPr>
+                <w:b w:val="false"/>
+                <w:bCs w:val="false"/>
+                <w:sz w:val="16"/>
+                <w:szCs w:val="16"/>
+              </w:rPr>
+              <w:t xml:space="preserve">Übernahme der Messwerte</w:t>
+            </w:r>
+          </w:p>
+        </w:tc>
+        <w:tc>
+          <w:tcPr>
+            <w:tcW w:type="dxa" w:w="3600"/>
+            <w:tcBorders>
+              <w:top w:val="single" w:color="C9D3EE" w:sz="4"/>
+              <w:left w:val="single" w:color="C9D3EE" w:sz="4"/>
+              <w:bottom w:val="single" w:color="C9D3EE" w:sz="4"/>
+              <w:right w:val="single" w:color="C9D3EE" w:sz="4"/>
+            </w:tcBorders>
+            <w:tcMar>
+              <w:top w:type="dxa" w:w="60"/>
+              <w:left w:type="dxa" w:w="100"/>
+              <w:bottom w:type="dxa" w:w="60"/>
+              <w:right w:type="dxa" w:w="100"/>
+            </w:tcMar>
+            <w:vAlign w:val="top"/>
+          </w:tcPr>
+          <w:p>
+            <w:pPr>
+              <w:keepNext w:val="false"/>
+              <w:spacing w:after="10" w:before="10" w:line="252" w:lineRule="auto"/>
+              <w:jc w:val="left"/>
+            </w:pPr>
+            <w:r>
+              <w:rPr>
+                <w:b w:val="false"/>
+                <w:bCs w:val="false"/>
+                <w:sz w:val="16"/>
+                <w:szCs w:val="16"/>
+              </w:rPr>
+              <w:t xml:space="preserve">Mittelwerte wurden vor der Prüfung auf die Reglergrenzen begrenzt und auf 0,5 K gerundet; unmögliche Reihen wurden scheinbar plausibel übernommen (Simulation 3)</w:t>
+            </w:r>
+          </w:p>
+        </w:tc>
+        <w:tc>
+          <w:tcPr>
+            <w:tcW w:type="dxa" w:w="2470"/>
+            <w:tcBorders>
+              <w:top w:val="single" w:color="C9D3EE" w:sz="4"/>
+              <w:left w:val="single" w:color="C9D3EE" w:sz="4"/>
+              <w:bottom w:val="single" w:color="C9D3EE" w:sz="4"/>
+              <w:right w:val="single" w:color="C9D3EE" w:sz="4"/>
+            </w:tcBorders>
+            <w:tcMar>
+              <w:top w:type="dxa" w:w="60"/>
+              <w:left w:type="dxa" w:w="100"/>
+              <w:bottom w:type="dxa" w:w="60"/>
+              <w:right w:type="dxa" w:w="100"/>
+            </w:tcMar>
+            <w:vAlign w:val="top"/>
+          </w:tcPr>
+          <w:p>
+            <w:pPr>
+              <w:keepNext w:val="false"/>
+              <w:spacing w:after="10" w:before="10" w:line="252" w:lineRule="auto"/>
+              <w:jc w:val="left"/>
+            </w:pPr>
+            <w:r>
+              <w:rPr>
+                <w:b w:val="false"/>
+                <w:bCs w:val="false"/>
+                <w:sz w:val="16"/>
+                <w:szCs w:val="16"/>
+              </w:rPr>
+              <w:t xml:space="preserve">ungerundete Mittelwerte prüfen und unverändert übernehmen, sonst nichts verändern und den Grund nennen</w:t>
+            </w:r>
+          </w:p>
+        </w:tc>
+      </w:tr>
+      <w:tr>
+        <w:trPr>
+          <w:cantSplit/>
+        </w:trPr>
+        <w:tc>
+          <w:tcPr>
+            <w:tcW w:type="dxa" w:w="3000"/>
+            <w:tcBorders>
+              <w:top w:val="single" w:color="C9D3EE" w:sz="4"/>
+              <w:left w:val="single" w:color="C9D3EE" w:sz="4"/>
+              <w:bottom w:val="single" w:color="C9D3EE" w:sz="4"/>
+              <w:right w:val="single" w:color="C9D3EE" w:sz="4"/>
+            </w:tcBorders>
+            <w:shd w:fill="F6F8FC" w:color="auto" w:val="clear"/>
+            <w:tcMar>
+              <w:top w:type="dxa" w:w="60"/>
+              <w:left w:type="dxa" w:w="100"/>
+              <w:bottom w:type="dxa" w:w="60"/>
+              <w:right w:type="dxa" w:w="100"/>
+            </w:tcMar>
+            <w:vAlign w:val="top"/>
+          </w:tcPr>
+          <w:p>
+            <w:pPr>
+              <w:keepNext w:val="false"/>
+              <w:spacing w:after="10" w:before="10" w:line="252" w:lineRule="auto"/>
+              <w:jc w:val="left"/>
+            </w:pPr>
+            <w:r>
+              <w:rPr>
+                <w:b w:val="false"/>
+                <w:bCs w:val="false"/>
+                <w:sz w:val="16"/>
+                <w:szCs w:val="16"/>
+              </w:rPr>
+              <w:t xml:space="preserve">Frage 3 „Schalten Sie den Becher ein“</w:t>
+            </w:r>
+          </w:p>
+        </w:tc>
+        <w:tc>
+          <w:tcPr>
+            <w:tcW w:type="dxa" w:w="3600"/>
+            <w:tcBorders>
+              <w:top w:val="single" w:color="C9D3EE" w:sz="4"/>
+              <w:left w:val="single" w:color="C9D3EE" w:sz="4"/>
+              <w:bottom w:val="single" w:color="C9D3EE" w:sz="4"/>
+              <w:right w:val="single" w:color="C9D3EE" w:sz="4"/>
+            </w:tcBorders>
+            <w:shd w:fill="F6F8FC" w:color="auto" w:val="clear"/>
+            <w:tcMar>
+              <w:top w:type="dxa" w:w="60"/>
+              <w:left w:type="dxa" w:w="100"/>
+              <w:bottom w:type="dxa" w:w="60"/>
+              <w:right w:type="dxa" w:w="100"/>
+            </w:tcMar>
+            <w:vAlign w:val="top"/>
+          </w:tcPr>
+          <w:p>
+            <w:pPr>
+              <w:keepNext w:val="false"/>
+              <w:spacing w:after="10" w:before="10" w:line="252" w:lineRule="auto"/>
+              <w:jc w:val="left"/>
+            </w:pPr>
+            <w:r>
+              <w:rPr>
+                <w:b w:val="false"/>
+                <w:bCs w:val="false"/>
+                <w:sz w:val="16"/>
+                <w:szCs w:val="16"/>
+              </w:rPr>
+              <w:t xml:space="preserve">Nach Frage 2 (Milch 47 °C) wird Tasse 2 um 0,01 K wärmer, nicht Tasse 1 (Simulation 4)</w:t>
+            </w:r>
+          </w:p>
+        </w:tc>
+        <w:tc>
+          <w:tcPr>
+            <w:tcW w:type="dxa" w:w="2470"/>
+            <w:tcBorders>
+              <w:top w:val="single" w:color="C9D3EE" w:sz="4"/>
+              <w:left w:val="single" w:color="C9D3EE" w:sz="4"/>
+              <w:bottom w:val="single" w:color="C9D3EE" w:sz="4"/>
+              <w:right w:val="single" w:color="C9D3EE" w:sz="4"/>
+            </w:tcBorders>
+            <w:shd w:fill="F6F8FC" w:color="auto" w:val="clear"/>
+            <w:tcMar>
+              <w:top w:type="dxa" w:w="60"/>
+              <w:left w:type="dxa" w:w="100"/>
+              <w:bottom w:type="dxa" w:w="60"/>
+              <w:right w:type="dxa" w:w="100"/>
+            </w:tcMar>
+            <w:vAlign w:val="top"/>
+          </w:tcPr>
+          <w:p>
+            <w:pPr>
+              <w:keepNext w:val="false"/>
+              <w:spacing w:after="10" w:before="10" w:line="252" w:lineRule="auto"/>
+              <w:jc w:val="left"/>
+            </w:pPr>
+            <w:r>
+              <w:rPr>
+                <w:b w:val="false"/>
+                <w:bCs w:val="false"/>
+                <w:sz w:val="16"/>
+                <w:szCs w:val="16"/>
+              </w:rPr>
+              <w:t xml:space="preserve">Fragen nennen den Ausgangszustand (Standardwerte), dazu „ungefähr“ in Frage 1 und 2</w:t>
+            </w:r>
+          </w:p>
+        </w:tc>
+      </w:tr>
+      <w:tr>
+        <w:trPr>
+          <w:cantSplit/>
+        </w:trPr>
+        <w:tc>
+          <w:tcPr>
+            <w:tcW w:type="dxa" w:w="3000"/>
+            <w:tcBorders>
+              <w:top w:val="single" w:color="C9D3EE" w:sz="4"/>
+              <w:left w:val="single" w:color="C9D3EE" w:sz="4"/>
+              <w:bottom w:val="single" w:color="C9D3EE" w:sz="4"/>
+              <w:right w:val="single" w:color="C9D3EE" w:sz="4"/>
+            </w:tcBorders>
+            <w:tcMar>
+              <w:top w:type="dxa" w:w="60"/>
+              <w:left w:type="dxa" w:w="100"/>
+              <w:bottom w:type="dxa" w:w="60"/>
+              <w:right w:type="dxa" w:w="100"/>
+            </w:tcMar>
+            <w:vAlign w:val="top"/>
+          </w:tcPr>
+          <w:p>
+            <w:pPr>
+              <w:keepNext w:val="false"/>
+              <w:spacing w:after="10" w:before="10" w:line="252" w:lineRule="auto"/>
+              <w:jc w:val="left"/>
+            </w:pPr>
+            <w:r>
+              <w:rPr>
+                <w:b w:val="false"/>
+                <w:bCs w:val="false"/>
+                <w:sz w:val="16"/>
+                <w:szCs w:val="16"/>
+              </w:rPr>
+              <w:t xml:space="preserve">Eingabe „10,5,9“ und „66.5xyz“</w:t>
+            </w:r>
+          </w:p>
+        </w:tc>
+        <w:tc>
+          <w:tcPr>
+            <w:tcW w:type="dxa" w:w="3600"/>
+            <w:tcBorders>
+              <w:top w:val="single" w:color="C9D3EE" w:sz="4"/>
+              <w:left w:val="single" w:color="C9D3EE" w:sz="4"/>
+              <w:bottom w:val="single" w:color="C9D3EE" w:sz="4"/>
+              <w:right w:val="single" w:color="C9D3EE" w:sz="4"/>
+            </w:tcBorders>
+            <w:tcMar>
+              <w:top w:type="dxa" w:w="60"/>
+              <w:left w:type="dxa" w:w="100"/>
+              <w:bottom w:type="dxa" w:w="60"/>
+              <w:right w:type="dxa" w:w="100"/>
+            </w:tcMar>
+            <w:vAlign w:val="top"/>
+          </w:tcPr>
+          <w:p>
+            <w:pPr>
+              <w:keepNext w:val="false"/>
+              <w:spacing w:after="10" w:before="10" w:line="252" w:lineRule="auto"/>
+              <w:jc w:val="left"/>
+            </w:pPr>
+            <w:r>
+              <w:rPr>
+                <w:b w:val="false"/>
+                <w:bCs w:val="false"/>
+                <w:sz w:val="16"/>
+                <w:szCs w:val="16"/>
+              </w:rPr>
+              <w:t xml:space="preserve">parseFloat übernahm den gültigen Anfang; alte Fehlermeldung blieb stehen (Simulation 5)</w:t>
+            </w:r>
+          </w:p>
+        </w:tc>
+        <w:tc>
+          <w:tcPr>
+            <w:tcW w:type="dxa" w:w="2470"/>
+            <w:tcBorders>
+              <w:top w:val="single" w:color="C9D3EE" w:sz="4"/>
+              <w:left w:val="single" w:color="C9D3EE" w:sz="4"/>
+              <w:bottom w:val="single" w:color="C9D3EE" w:sz="4"/>
+              <w:right w:val="single" w:color="C9D3EE" w:sz="4"/>
+            </w:tcBorders>
+            <w:tcMar>
+              <w:top w:type="dxa" w:w="60"/>
+              <w:left w:type="dxa" w:w="100"/>
+              <w:bottom w:type="dxa" w:w="60"/>
+              <w:right w:type="dxa" w:w="100"/>
+            </w:tcMar>
+            <w:vAlign w:val="top"/>
+          </w:tcPr>
+          <w:p>
+            <w:pPr>
+              <w:keepNext w:val="false"/>
+              <w:spacing w:after="10" w:before="10" w:line="252" w:lineRule="auto"/>
+              <w:jc w:val="left"/>
+            </w:pPr>
+            <w:r>
+              <w:rPr>
+                <w:b w:val="false"/>
+                <w:bCs w:val="false"/>
+                <w:sz w:val="16"/>
+                <w:szCs w:val="16"/>
+              </w:rPr>
+              <w:t xml:space="preserve">nur vollständige Zahlen, Statuszeile je Eingabe</w:t>
+            </w:r>
+          </w:p>
+        </w:tc>
+      </w:tr>
+      <w:tr>
+        <w:trPr>
+          <w:cantSplit/>
+        </w:trPr>
+        <w:tc>
+          <w:tcPr>
+            <w:tcW w:type="dxa" w:w="3000"/>
+            <w:tcBorders>
+              <w:top w:val="single" w:color="C9D3EE" w:sz="4"/>
+              <w:left w:val="single" w:color="C9D3EE" w:sz="4"/>
+              <w:bottom w:val="single" w:color="C9D3EE" w:sz="4"/>
+              <w:right w:val="single" w:color="C9D3EE" w:sz="4"/>
+            </w:tcBorders>
+            <w:shd w:fill="F6F8FC" w:color="auto" w:val="clear"/>
+            <w:tcMar>
+              <w:top w:type="dxa" w:w="60"/>
+              <w:left w:type="dxa" w:w="100"/>
+              <w:bottom w:type="dxa" w:w="60"/>
+              <w:right w:type="dxa" w:w="100"/>
+            </w:tcMar>
+            <w:vAlign w:val="top"/>
+          </w:tcPr>
+          <w:p>
+            <w:pPr>
+              <w:keepNext w:val="false"/>
+              <w:spacing w:after="10" w:before="10" w:line="252" w:lineRule="auto"/>
+              <w:jc w:val="left"/>
+            </w:pPr>
+            <w:r>
+              <w:rPr>
+                <w:b w:val="false"/>
+                <w:bCs w:val="false"/>
+                <w:sz w:val="16"/>
+                <w:szCs w:val="16"/>
+              </w:rPr>
+              <w:t xml:space="preserve">Hinweis „beide nähern sich der Raumtemperatur“</w:t>
+            </w:r>
+          </w:p>
+        </w:tc>
+        <w:tc>
+          <w:tcPr>
+            <w:tcW w:type="dxa" w:w="3600"/>
+            <w:tcBorders>
+              <w:top w:val="single" w:color="C9D3EE" w:sz="4"/>
+              <w:left w:val="single" w:color="C9D3EE" w:sz="4"/>
+              <w:bottom w:val="single" w:color="C9D3EE" w:sz="4"/>
+              <w:right w:val="single" w:color="C9D3EE" w:sz="4"/>
+            </w:tcBorders>
+            <w:shd w:fill="F6F8FC" w:color="auto" w:val="clear"/>
+            <w:tcMar>
+              <w:top w:type="dxa" w:w="60"/>
+              <w:left w:type="dxa" w:w="100"/>
+              <w:bottom w:type="dxa" w:w="60"/>
+              <w:right w:type="dxa" w:w="100"/>
+            </w:tcMar>
+            <w:vAlign w:val="top"/>
+          </w:tcPr>
+          <w:p>
+            <w:pPr>
+              <w:keepNext w:val="false"/>
+              <w:spacing w:after="10" w:before="10" w:line="252" w:lineRule="auto"/>
+              <w:jc w:val="left"/>
+            </w:pPr>
+            <w:r>
+              <w:rPr>
+                <w:b w:val="false"/>
+                <w:bCs w:val="false"/>
+                <w:sz w:val="16"/>
+                <w:szCs w:val="16"/>
+              </w:rPr>
+              <w:t xml:space="preserve">Für die verglichenen Endtemperaturen falsch: bei sehr später Zugabe 20 °C gegenüber 18,09 °C, Unterschied 1,91 K (Simulation 6)</w:t>
+            </w:r>
+          </w:p>
+        </w:tc>
+        <w:tc>
+          <w:tcPr>
+            <w:tcW w:type="dxa" w:w="2470"/>
+            <w:tcBorders>
+              <w:top w:val="single" w:color="C9D3EE" w:sz="4"/>
+              <w:left w:val="single" w:color="C9D3EE" w:sz="4"/>
+              <w:bottom w:val="single" w:color="C9D3EE" w:sz="4"/>
+              <w:right w:val="single" w:color="C9D3EE" w:sz="4"/>
+            </w:tcBorders>
+            <w:shd w:fill="F6F8FC" w:color="auto" w:val="clear"/>
+            <w:tcMar>
+              <w:top w:type="dxa" w:w="60"/>
+              <w:left w:type="dxa" w:w="100"/>
+              <w:bottom w:type="dxa" w:w="60"/>
+              <w:right w:type="dxa" w:w="100"/>
+            </w:tcMar>
+            <w:vAlign w:val="top"/>
+          </w:tcPr>
+          <w:p>
+            <w:pPr>
+              <w:keepNext w:val="false"/>
+              <w:spacing w:after="10" w:before="10" w:line="252" w:lineRule="auto"/>
+              <w:jc w:val="left"/>
+            </w:pPr>
+            <w:r>
+              <w:rPr>
+                <w:b w:val="false"/>
+                <w:bCs w:val="false"/>
+                <w:sz w:val="16"/>
+                <w:szCs w:val="16"/>
+              </w:rPr>
+              <w:t xml:space="preserve">Vor und nach dem Mischen unterschieden, Grenzwert genannt</w:t>
             </w:r>
           </w:p>
         </w:tc>
@@ -34385,6 +35437,117 @@
                 <w:szCs w:val="17"/>
               </w:rPr>
               <w:t xml:space="preserve">Aufrechte Indizes in der ganzen Sammlung mit Textvergleich, Simulationstool mit Tests, dritter Auftrag für Codex (K37); Reproduzierbarkeit ergänzt</w:t>
+            </w:r>
+          </w:p>
+        </w:tc>
+      </w:tr>
+      <w:tr>
+        <w:trPr>
+          <w:cantSplit/>
+        </w:trPr>
+        <w:tc>
+          <w:tcPr>
+            <w:tcW w:type="dxa" w:w="1200"/>
+            <w:tcBorders>
+              <w:top w:val="single" w:color="C9D3EE" w:sz="4"/>
+              <w:left w:val="single" w:color="C9D3EE" w:sz="4"/>
+              <w:bottom w:val="single" w:color="C9D3EE" w:sz="4"/>
+              <w:right w:val="single" w:color="C9D3EE" w:sz="4"/>
+            </w:tcBorders>
+            <w:shd w:fill="F6F8FC" w:color="auto" w:val="clear"/>
+            <w:tcMar>
+              <w:top w:type="dxa" w:w="60"/>
+              <w:left w:type="dxa" w:w="100"/>
+              <w:bottom w:type="dxa" w:w="60"/>
+              <w:right w:type="dxa" w:w="100"/>
+            </w:tcMar>
+            <w:vAlign w:val="top"/>
+          </w:tcPr>
+          <w:p>
+            <w:pPr>
+              <w:keepNext w:val="false"/>
+              <w:spacing w:after="10" w:before="10" w:line="252" w:lineRule="auto"/>
+              <w:jc w:val="left"/>
+            </w:pPr>
+            <w:r>
+              <w:rPr>
+                <w:b/>
+                <w:bCs/>
+                <w:color w:val="0025AA"/>
+                <w:sz w:val="17"/>
+                <w:szCs w:val="17"/>
+              </w:rPr>
+              <w:t xml:space="preserve">13</w:t>
+            </w:r>
+          </w:p>
+        </w:tc>
+        <w:tc>
+          <w:tcPr>
+            <w:tcW w:type="dxa" w:w="1500"/>
+            <w:tcBorders>
+              <w:top w:val="single" w:color="C9D3EE" w:sz="4"/>
+              <w:left w:val="single" w:color="C9D3EE" w:sz="4"/>
+              <w:bottom w:val="single" w:color="C9D3EE" w:sz="4"/>
+              <w:right w:val="single" w:color="C9D3EE" w:sz="4"/>
+            </w:tcBorders>
+            <w:shd w:fill="F6F8FC" w:color="auto" w:val="clear"/>
+            <w:tcMar>
+              <w:top w:type="dxa" w:w="60"/>
+              <w:left w:type="dxa" w:w="100"/>
+              <w:bottom w:type="dxa" w:w="60"/>
+              <w:right w:type="dxa" w:w="100"/>
+            </w:tcMar>
+            <w:vAlign w:val="top"/>
+          </w:tcPr>
+          <w:p>
+            <w:pPr>
+              <w:keepNext w:val="false"/>
+              <w:spacing w:after="10" w:before="10" w:line="252" w:lineRule="auto"/>
+              <w:jc w:val="left"/>
+            </w:pPr>
+            <w:r>
+              <w:rPr>
+                <w:b w:val="false"/>
+                <w:bCs w:val="false"/>
+                <w:sz w:val="17"/>
+                <w:szCs w:val="17"/>
+              </w:rPr>
+              <w:t xml:space="preserve">31.10.2026</w:t>
+            </w:r>
+          </w:p>
+        </w:tc>
+        <w:tc>
+          <w:tcPr>
+            <w:tcW w:type="dxa" w:w="6370"/>
+            <w:tcBorders>
+              <w:top w:val="single" w:color="C9D3EE" w:sz="4"/>
+              <w:left w:val="single" w:color="C9D3EE" w:sz="4"/>
+              <w:bottom w:val="single" w:color="C9D3EE" w:sz="4"/>
+              <w:right w:val="single" w:color="C9D3EE" w:sz="4"/>
+            </w:tcBorders>
+            <w:shd w:fill="F6F8FC" w:color="auto" w:val="clear"/>
+            <w:tcMar>
+              <w:top w:type="dxa" w:w="60"/>
+              <w:left w:type="dxa" w:w="100"/>
+              <w:bottom w:type="dxa" w:w="60"/>
+              <w:right w:type="dxa" w:w="100"/>
+            </w:tcMar>
+            <w:vAlign w:val="top"/>
+          </w:tcPr>
+          <w:p>
+            <w:pPr>
+              <w:keepNext w:val="false"/>
+              <w:spacing w:after="10" w:before="10" w:line="252" w:lineRule="auto"/>
+              <w:jc w:val="left"/>
+            </w:pPr>
+            <w:r>
+              <w:rPr>
+                <w:b w:val="false"/>
+                <w:bCs w:val="false"/>
+                <w:sz w:val="17"/>
+                <w:szCs w:val="17"/>
+              </w:rPr>
+              <w:t xml:space="preserve">Prüfung des Simulationstools durch Codex ausgewertet, Befunde behoben, Tests erweitert (K38, Abschnitt 3.9)</w:t>
             </w:r>
           </w:p>
         </w:tc>
